--- a/swh/docx/013.content.docx
+++ b/swh/docx/013.content.docx
@@ -19,7 +19,7 @@
         <w:rPr>
           <w:lang w:val="sw_KE" w:bidi="sw_KE"/>
         </w:rPr>
-        <w:t>Resource: Tyndale Open Study Notes</w:t>
+        <w:t>Resource: Aquifer Open Study Notes (Profiles)</w:t>
       </w:r>
       <w:r>
         <w:rPr>
@@ -112,7 +112,7 @@
         <w:rPr>
           <w:lang w:val="sw_KE" w:bidi="sw_KE"/>
         </w:rPr>
-        <w:t>Tyndale Open Study Notes</w:t>
+        <w:t>Aquifer Open Study Notes (Profiles)</w:t>
       </w:r>
     </w:p>
     <w:p>

--- a/swh/docx/013.content.docx
+++ b/swh/docx/013.content.docx
@@ -247,18 +247,12 @@
         </w:rPr>
         <w:t>Paulo alizaliwa katika mji wa Tarso kwa wazazi wa Kiyahudi. Wazazi wake walikuwa raia wa Kirumi, jambo ambalo lilimpa Paulo uraia wa Kirumi pia. Alikulia katika nyumba ya Kiyahudi ya jadi. Alifanya kazi kama mtengenezaji wa mahema (au mfanyakazi wa ngozi). Alisoma Yerusalemu chini ya rabi maarufu wa Kiyahudi aitwaye Gamalieli na akawa Farisayo. (Mafarisayo walikuwa kundi la kidini la Kiyahudi ambalo lilifuata kwa makini sheria za Kiyahudi na mila za mdomo.) Paulo alipokuwa kijana, alishambulia na kuumiza Wakristo kwa ukatili (</w:t>
       </w:r>
-      <w:hyperlink r:id="rId13">
-        <w:r>
-          <w:rPr>
-            <w:lang w:val="sw_KE" w:bidi="sw_KE"/>
-          </w:rPr>
-          <w:rPr>
-            <w:color w:val="0000EE"/>
-            <w:u w:val="single"/>
-          </w:rPr>
-          <w:t>Matendo 22:3–5</w:t>
-        </w:r>
-      </w:hyperlink>
+      <w:r>
+        <w:rPr>
+          <w:lang w:val="sw_KE" w:bidi="sw_KE"/>
+        </w:rPr>
+        <w:t>Matendo 22:3–5</w:t>
+      </w:r>
       <w:r>
         <w:rPr>
           <w:lang w:val="sw_KE" w:bidi="sw_KE"/>
@@ -279,54 +273,36 @@
         </w:rPr>
         <w:t>Hata hivyo, baadaye kitu kilitokea ambacho kilibadilisha kabisa maisha yake. Yesu aliyefufuka alimtokea Paulo (</w:t>
       </w:r>
-      <w:hyperlink r:id="rId14">
-        <w:r>
-          <w:rPr>
-            <w:lang w:val="sw_KE" w:bidi="sw_KE"/>
-          </w:rPr>
-          <w:rPr>
-            <w:color w:val="0000EE"/>
-            <w:u w:val="single"/>
-          </w:rPr>
-          <w:t>Matendo 9:3–6</w:t>
-        </w:r>
-      </w:hyperlink>
+      <w:r>
+        <w:rPr>
+          <w:lang w:val="sw_KE" w:bidi="sw_KE"/>
+        </w:rPr>
+        <w:t>Matendo 9:3–6</w:t>
+      </w:r>
       <w:r>
         <w:rPr>
           <w:lang w:val="sw_KE" w:bidi="sw_KE"/>
         </w:rPr>
         <w:t xml:space="preserve">; </w:t>
       </w:r>
-      <w:hyperlink r:id="rId15">
-        <w:r>
-          <w:rPr>
-            <w:lang w:val="sw_KE" w:bidi="sw_KE"/>
-          </w:rPr>
-          <w:rPr>
-            <w:color w:val="0000EE"/>
-            <w:u w:val="single"/>
-          </w:rPr>
-          <w:t>22:6–10</w:t>
-        </w:r>
-      </w:hyperlink>
+      <w:r>
+        <w:rPr>
+          <w:lang w:val="sw_KE" w:bidi="sw_KE"/>
+        </w:rPr>
+        <w:t>22:6–10</w:t>
+      </w:r>
       <w:r>
         <w:rPr>
           <w:lang w:val="sw_KE" w:bidi="sw_KE"/>
         </w:rPr>
         <w:t xml:space="preserve">). Baada ya tukio hili, Paulo akawa mfuasi wa Yesu. Alitumia maisha yake yote kusafiri kuzunguka Bahari ya Mediterania, akiwaambia watu kwamba Yesu ni Mwokozi na Bwana (tazama </w:t>
       </w:r>
-      <w:hyperlink r:id="rId16">
-        <w:r>
-          <w:rPr>
-            <w:lang w:val="sw_KE" w:bidi="sw_KE"/>
-          </w:rPr>
-          <w:rPr>
-            <w:color w:val="0000EE"/>
-            <w:u w:val="single"/>
-          </w:rPr>
-          <w:t>Wagalatia 1:11–16</w:t>
-        </w:r>
-      </w:hyperlink>
+      <w:r>
+        <w:rPr>
+          <w:lang w:val="sw_KE" w:bidi="sw_KE"/>
+        </w:rPr>
+        <w:t>Wagalatia 1:11–16</w:t>
+      </w:r>
       <w:r>
         <w:rPr>
           <w:lang w:val="sw_KE" w:bidi="sw_KE"/>
@@ -347,18 +323,12 @@
         </w:rPr>
         <w:t>Paulo aliamini kwamba Yesu alikuwa Masihi wa Kiyahudi (kiongozi maalum ambaye Mungu alikuwa ameahidi kumtuma kuokoa watu wake). Hii ilimtofautisha Paulo na Wayahudi wengine wa wakati wake. Maono yake ya Yesu yalimsaidia kuelewa kwamba kupitia kifo na ufufuo wa Yesu, waumini wanaweza kufanywa kuwa sawa na Mungu na maisha yao kubadilishwa. Kabla ya hapo, Paulo alifikiri watu walipaswa kufuata kwa makini sheria zote za Mose ili kumfurahisha Mungu. Lakini sasa alielewa kwamba kuwa sawa na Mungu ilikuwa zawadi inayokuja kupitia kumwamini Yesu, ambaye alikufa ili kuwaweka watu huru kutoka dhambini (</w:t>
       </w:r>
-      <w:hyperlink r:id="rId17">
-        <w:r>
-          <w:rPr>
-            <w:lang w:val="sw_KE" w:bidi="sw_KE"/>
-          </w:rPr>
-          <w:rPr>
-            <w:color w:val="0000EE"/>
-            <w:u w:val="single"/>
-          </w:rPr>
-          <w:t>Warumi 4:1–8</w:t>
-        </w:r>
-      </w:hyperlink>
+      <w:r>
+        <w:rPr>
+          <w:lang w:val="sw_KE" w:bidi="sw_KE"/>
+        </w:rPr>
+        <w:t>Warumi 4:1–8</w:t>
+      </w:r>
       <w:r>
         <w:rPr>
           <w:lang w:val="sw_KE" w:bidi="sw_KE"/>
@@ -443,18 +413,12 @@
         </w:rPr>
         <w:t>Watu wanaweza kuokolewa kwa kumwamini Yesu kama Mwokozi wao pekee (</w:t>
       </w:r>
-      <w:hyperlink r:id="rId18">
-        <w:r>
-          <w:rPr>
-            <w:lang w:val="sw_KE" w:bidi="sw_KE"/>
-          </w:rPr>
-          <w:rPr>
-            <w:color w:val="0000EE"/>
-            <w:u w:val="single"/>
-          </w:rPr>
-          <w:t>Wagalatia 2:16</w:t>
-        </w:r>
-      </w:hyperlink>
+      <w:r>
+        <w:rPr>
+          <w:lang w:val="sw_KE" w:bidi="sw_KE"/>
+        </w:rPr>
+        <w:t>Wagalatia 2:16</w:t>
+      </w:r>
       <w:r>
         <w:rPr>
           <w:lang w:val="sw_KE" w:bidi="sw_KE"/>
@@ -479,36 +443,24 @@
         </w:rPr>
         <w:t>Waumini wanapaswa kutoa kila sehemu ya maisha yao kwa kumtumikia Yesu kama Bwana wao (</w:t>
       </w:r>
-      <w:hyperlink r:id="rId19">
-        <w:r>
-          <w:rPr>
-            <w:lang w:val="sw_KE" w:bidi="sw_KE"/>
-          </w:rPr>
-          <w:rPr>
-            <w:color w:val="0000EE"/>
-            <w:u w:val="single"/>
-          </w:rPr>
-          <w:t>Warumi 14:7–9</w:t>
-        </w:r>
-      </w:hyperlink>
+      <w:r>
+        <w:rPr>
+          <w:lang w:val="sw_KE" w:bidi="sw_KE"/>
+        </w:rPr>
+        <w:t>Warumi 14:7–9</w:t>
+      </w:r>
       <w:r>
         <w:rPr>
           <w:lang w:val="sw_KE" w:bidi="sw_KE"/>
         </w:rPr>
         <w:t xml:space="preserve">; </w:t>
       </w:r>
-      <w:hyperlink r:id="rId20">
-        <w:r>
-          <w:rPr>
-            <w:lang w:val="sw_KE" w:bidi="sw_KE"/>
-          </w:rPr>
-          <w:rPr>
-            <w:color w:val="0000EE"/>
-            <w:u w:val="single"/>
-          </w:rPr>
-          <w:t>2 Wakorintho 5:15</w:t>
-        </w:r>
-      </w:hyperlink>
+      <w:r>
+        <w:rPr>
+          <w:lang w:val="sw_KE" w:bidi="sw_KE"/>
+        </w:rPr>
+        <w:t>2 Wakorintho 5:15</w:t>
+      </w:r>
       <w:r>
         <w:rPr>
           <w:lang w:val="sw_KE" w:bidi="sw_KE"/>
@@ -529,162 +481,108 @@
         </w:rPr>
         <w:t>Miongoni mwa waandishi wa Agano Jipya, Paulo anaeleza wokovu kwa uwazi zaidi (</w:t>
       </w:r>
-      <w:hyperlink r:id="rId21">
-        <w:r>
-          <w:rPr>
-            <w:lang w:val="sw_KE" w:bidi="sw_KE"/>
-          </w:rPr>
-          <w:rPr>
-            <w:color w:val="0000EE"/>
-            <w:u w:val="single"/>
-          </w:rPr>
-          <w:t>Warumi 1–8</w:t>
-        </w:r>
-      </w:hyperlink>
+      <w:r>
+        <w:rPr>
+          <w:lang w:val="sw_KE" w:bidi="sw_KE"/>
+        </w:rPr>
+        <w:t>Warumi 1–8</w:t>
+      </w:r>
       <w:r>
         <w:rPr>
           <w:lang w:val="sw_KE" w:bidi="sw_KE"/>
         </w:rPr>
         <w:t>). Anatoa mtazamo wa kina kuhusu maisha ya Kikristo na jamii. Barua zake pia zinasisitiza nguvu ya Roho Mtakatifu katika maisha ya waumini (</w:t>
       </w:r>
-      <w:hyperlink r:id="rId22">
-        <w:r>
-          <w:rPr>
-            <w:lang w:val="sw_KE" w:bidi="sw_KE"/>
-          </w:rPr>
-          <w:rPr>
-            <w:color w:val="0000EE"/>
-            <w:u w:val="single"/>
-          </w:rPr>
-          <w:t>Warumi 8:9–13</w:t>
-        </w:r>
-      </w:hyperlink>
+      <w:r>
+        <w:rPr>
+          <w:lang w:val="sw_KE" w:bidi="sw_KE"/>
+        </w:rPr>
+        <w:t>Warumi 8:9–13</w:t>
+      </w:r>
       <w:r>
         <w:rPr>
           <w:lang w:val="sw_KE" w:bidi="sw_KE"/>
         </w:rPr>
         <w:t xml:space="preserve">; </w:t>
       </w:r>
-      <w:hyperlink r:id="rId23">
-        <w:r>
-          <w:rPr>
-            <w:lang w:val="sw_KE" w:bidi="sw_KE"/>
-          </w:rPr>
-          <w:rPr>
-            <w:color w:val="0000EE"/>
-            <w:u w:val="single"/>
-          </w:rPr>
-          <w:t>Wagalatia 5:16–25</w:t>
-        </w:r>
-      </w:hyperlink>
+      <w:r>
+        <w:rPr>
+          <w:lang w:val="sw_KE" w:bidi="sw_KE"/>
+        </w:rPr>
+        <w:t>Wagalatia 5:16–25</w:t>
+      </w:r>
       <w:r>
         <w:rPr>
           <w:lang w:val="sw_KE" w:bidi="sw_KE"/>
         </w:rPr>
         <w:t xml:space="preserve">; linganisha </w:t>
       </w:r>
-      <w:hyperlink r:id="rId24">
-        <w:r>
-          <w:rPr>
-            <w:lang w:val="sw_KE" w:bidi="sw_KE"/>
-          </w:rPr>
-          <w:rPr>
-            <w:color w:val="0000EE"/>
-            <w:u w:val="single"/>
-          </w:rPr>
-          <w:t>Wagalatia 2:20</w:t>
-        </w:r>
-      </w:hyperlink>
+      <w:r>
+        <w:rPr>
+          <w:lang w:val="sw_KE" w:bidi="sw_KE"/>
+        </w:rPr>
+        <w:t>Wagalatia 2:20</w:t>
+      </w:r>
       <w:r>
         <w:rPr>
           <w:lang w:val="sw_KE" w:bidi="sw_KE"/>
         </w:rPr>
         <w:t xml:space="preserve">; </w:t>
       </w:r>
-      <w:hyperlink r:id="rId25">
-        <w:r>
-          <w:rPr>
-            <w:lang w:val="sw_KE" w:bidi="sw_KE"/>
-          </w:rPr>
-          <w:rPr>
-            <w:color w:val="0000EE"/>
-            <w:u w:val="single"/>
-          </w:rPr>
-          <w:t>Wakolosai 1:27</w:t>
-        </w:r>
-      </w:hyperlink>
+      <w:r>
+        <w:rPr>
+          <w:lang w:val="sw_KE" w:bidi="sw_KE"/>
+        </w:rPr>
+        <w:t>Wakolosai 1:27</w:t>
+      </w:r>
       <w:r>
         <w:rPr>
           <w:lang w:val="sw_KE" w:bidi="sw_KE"/>
         </w:rPr>
         <w:t>). Anawahimiza waumini kuendelea kukua ili kufanana zaidi na Yesu (</w:t>
       </w:r>
-      <w:hyperlink r:id="rId26">
-        <w:r>
-          <w:rPr>
-            <w:lang w:val="sw_KE" w:bidi="sw_KE"/>
-          </w:rPr>
-          <w:rPr>
-            <w:color w:val="0000EE"/>
-            <w:u w:val="single"/>
-          </w:rPr>
-          <w:t>Warumi 8:30</w:t>
-        </w:r>
-      </w:hyperlink>
+      <w:r>
+        <w:rPr>
+          <w:lang w:val="sw_KE" w:bidi="sw_KE"/>
+        </w:rPr>
+        <w:t>Warumi 8:30</w:t>
+      </w:r>
       <w:r>
         <w:rPr>
           <w:lang w:val="sw_KE" w:bidi="sw_KE"/>
         </w:rPr>
         <w:t xml:space="preserve">; </w:t>
       </w:r>
-      <w:hyperlink r:id="rId27">
-        <w:r>
-          <w:rPr>
-            <w:lang w:val="sw_KE" w:bidi="sw_KE"/>
-          </w:rPr>
-          <w:rPr>
-            <w:color w:val="0000EE"/>
-            <w:u w:val="single"/>
-          </w:rPr>
-          <w:t>Waefeso 4:13</w:t>
-        </w:r>
-      </w:hyperlink>
+      <w:r>
+        <w:rPr>
+          <w:lang w:val="sw_KE" w:bidi="sw_KE"/>
+        </w:rPr>
+        <w:t>Waefeso 4:13</w:t>
+      </w:r>
       <w:r>
         <w:rPr>
           <w:lang w:val="sw_KE" w:bidi="sw_KE"/>
         </w:rPr>
         <w:t xml:space="preserve">, </w:t>
       </w:r>
-      <w:hyperlink r:id="rId28">
-        <w:r>
-          <w:rPr>
-            <w:lang w:val="sw_KE" w:bidi="sw_KE"/>
-          </w:rPr>
-          <w:rPr>
-            <w:color w:val="0000EE"/>
-            <w:u w:val="single"/>
-          </w:rPr>
-          <w:t>15</w:t>
-        </w:r>
-      </w:hyperlink>
+      <w:r>
+        <w:rPr>
+          <w:lang w:val="sw_KE" w:bidi="sw_KE"/>
+        </w:rPr>
+        <w:t>15</w:t>
+      </w:r>
       <w:r>
         <w:rPr>
           <w:lang w:val="sw_KE" w:bidi="sw_KE"/>
         </w:rPr>
         <w:t xml:space="preserve">; </w:t>
       </w:r>
-      <w:hyperlink r:id="rId29">
-        <w:r>
-          <w:rPr>
-            <w:lang w:val="sw_KE" w:bidi="sw_KE"/>
-          </w:rPr>
-          <w:rPr>
-            <w:color w:val="0000EE"/>
-            <w:u w:val="single"/>
-          </w:rPr>
-          <w:t>5:1–2</w:t>
-        </w:r>
-      </w:hyperlink>
+      <w:r>
+        <w:rPr>
+          <w:lang w:val="sw_KE" w:bidi="sw_KE"/>
+        </w:rPr>
+        <w:t>5:1–2</w:t>
+      </w:r>
       <w:r>
         <w:rPr>
           <w:lang w:val="sw_KE" w:bidi="sw_KE"/>
@@ -705,90 +603,60 @@
         </w:rPr>
         <w:t>Waumini wanapaswa kuishi maisha ya upendo (</w:t>
       </w:r>
-      <w:hyperlink r:id="rId30">
-        <w:r>
-          <w:rPr>
-            <w:lang w:val="sw_KE" w:bidi="sw_KE"/>
-          </w:rPr>
-          <w:rPr>
-            <w:color w:val="0000EE"/>
-            <w:u w:val="single"/>
-          </w:rPr>
-          <w:t>1 Wakorintho 13:1–13</w:t>
-        </w:r>
-      </w:hyperlink>
+      <w:r>
+        <w:rPr>
+          <w:lang w:val="sw_KE" w:bidi="sw_KE"/>
+        </w:rPr>
+        <w:t>1 Wakorintho 13:1–13</w:t>
+      </w:r>
       <w:r>
         <w:rPr>
           <w:lang w:val="sw_KE" w:bidi="sw_KE"/>
         </w:rPr>
         <w:t xml:space="preserve">; </w:t>
       </w:r>
-      <w:hyperlink r:id="rId31">
-        <w:r>
-          <w:rPr>
-            <w:lang w:val="sw_KE" w:bidi="sw_KE"/>
-          </w:rPr>
-          <w:rPr>
-            <w:color w:val="0000EE"/>
-            <w:u w:val="single"/>
-          </w:rPr>
-          <w:t>Waefeso 5:2</w:t>
-        </w:r>
-      </w:hyperlink>
+      <w:r>
+        <w:rPr>
+          <w:lang w:val="sw_KE" w:bidi="sw_KE"/>
+        </w:rPr>
+        <w:t>Waefeso 5:2</w:t>
+      </w:r>
       <w:r>
         <w:rPr>
           <w:lang w:val="sw_KE" w:bidi="sw_KE"/>
         </w:rPr>
         <w:t>). Wanapaswa kujisalimisha kikamilifu kwa Yesu. Zaidi ya mwandishi mwingine yeyote wa Agano Jipya, Paulo anatufundisha jinsi na kwa nini Wakristo wanapaswa kuweka maisha yao kwenye zawadi ya neema ya Yesu (</w:t>
       </w:r>
-      <w:hyperlink r:id="rId32">
-        <w:r>
-          <w:rPr>
-            <w:lang w:val="sw_KE" w:bidi="sw_KE"/>
-          </w:rPr>
-          <w:rPr>
-            <w:color w:val="0000EE"/>
-            <w:u w:val="single"/>
-          </w:rPr>
-          <w:t>Warumi 12:1–2</w:t>
-        </w:r>
-      </w:hyperlink>
+      <w:r>
+        <w:rPr>
+          <w:lang w:val="sw_KE" w:bidi="sw_KE"/>
+        </w:rPr>
+        <w:t>Warumi 12:1–2</w:t>
+      </w:r>
       <w:r>
         <w:rPr>
           <w:lang w:val="sw_KE" w:bidi="sw_KE"/>
         </w:rPr>
         <w:t>). Kwa Paulo, maisha yote ya muumini (na ulimwengu mzima) yanamzingatia Yesu pekee. Kila kitu kinapata maana yake ya kweli tu kwa uhusiano na Yesu (</w:t>
       </w:r>
-      <w:hyperlink r:id="rId33">
-        <w:r>
-          <w:rPr>
-            <w:lang w:val="sw_KE" w:bidi="sw_KE"/>
-          </w:rPr>
-          <w:rPr>
-            <w:color w:val="0000EE"/>
-            <w:u w:val="single"/>
-          </w:rPr>
-          <w:t>Wakolosai 1:15–20</w:t>
-        </w:r>
-      </w:hyperlink>
+      <w:r>
+        <w:rPr>
+          <w:lang w:val="sw_KE" w:bidi="sw_KE"/>
+        </w:rPr>
+        <w:t>Wakolosai 1:15–20</w:t>
+      </w:r>
       <w:r>
         <w:rPr>
           <w:lang w:val="sw_KE" w:bidi="sw_KE"/>
         </w:rPr>
         <w:t xml:space="preserve">; </w:t>
       </w:r>
-      <w:hyperlink r:id="rId34">
-        <w:r>
-          <w:rPr>
-            <w:lang w:val="sw_KE" w:bidi="sw_KE"/>
-          </w:rPr>
-          <w:rPr>
-            <w:color w:val="0000EE"/>
-            <w:u w:val="single"/>
-          </w:rPr>
-          <w:t>2:6–3:4</w:t>
-        </w:r>
-      </w:hyperlink>
+      <w:r>
+        <w:rPr>
+          <w:lang w:val="sw_KE" w:bidi="sw_KE"/>
+        </w:rPr>
+        <w:t>2:6–3:4</w:t>
+      </w:r>
       <w:r>
         <w:rPr>
           <w:lang w:val="sw_KE" w:bidi="sw_KE"/>
@@ -823,18 +691,12 @@
         </w:rPr>
         <w:t>Paulo alitamani kuwa kama Yesu kwa kila hali (hata katika mateso na kifo). Paulo alikufa akiwa na uhakika kwamba kama Yesu alivyofufuka kutoka kwa wafu, yeye pia siku moja angefufuliwa kwa uzima mpya (</w:t>
       </w:r>
-      <w:hyperlink r:id="rId35">
-        <w:r>
-          <w:rPr>
-            <w:lang w:val="sw_KE" w:bidi="sw_KE"/>
-          </w:rPr>
-          <w:rPr>
-            <w:color w:val="0000EE"/>
-            <w:u w:val="single"/>
-          </w:rPr>
-          <w:t>Wafilipi 3:10–11</w:t>
-        </w:r>
-      </w:hyperlink>
+      <w:r>
+        <w:rPr>
+          <w:lang w:val="sw_KE" w:bidi="sw_KE"/>
+        </w:rPr>
+        <w:t>Wafilipi 3:10–11</w:t>
+      </w:r>
       <w:r>
         <w:rPr>
           <w:lang w:val="sw_KE" w:bidi="sw_KE"/>
@@ -864,324 +726,216 @@
           <w:lang w:val="sw_KE" w:bidi="sw_KE"/>
         </w:rPr>
       </w:r>
-      <w:hyperlink r:id="rId36">
-        <w:r>
-          <w:rPr>
-            <w:lang w:val="sw_KE" w:bidi="sw_KE"/>
-          </w:rPr>
-          <w:rPr>
-            <w:color w:val="0000EE"/>
-            <w:u w:val="single"/>
-          </w:rPr>
-          <w:t>Matendo 7:58–8:3</w:t>
-        </w:r>
-      </w:hyperlink>
+      <w:r>
+        <w:rPr>
+          <w:lang w:val="sw_KE" w:bidi="sw_KE"/>
+        </w:rPr>
+        <w:t>Matendo 7:58–8:3</w:t>
+      </w:r>
       <w:r>
         <w:rPr>
           <w:lang w:val="sw_KE" w:bidi="sw_KE"/>
         </w:rPr>
         <w:t xml:space="preserve">; </w:t>
       </w:r>
-      <w:hyperlink r:id="rId37">
-        <w:r>
-          <w:rPr>
-            <w:lang w:val="sw_KE" w:bidi="sw_KE"/>
-          </w:rPr>
-          <w:rPr>
-            <w:color w:val="0000EE"/>
-            <w:u w:val="single"/>
-          </w:rPr>
-          <w:t>9:1–31</w:t>
-        </w:r>
-      </w:hyperlink>
+      <w:r>
+        <w:rPr>
+          <w:lang w:val="sw_KE" w:bidi="sw_KE"/>
+        </w:rPr>
+        <w:t>9:1–31</w:t>
+      </w:r>
       <w:r>
         <w:rPr>
           <w:lang w:val="sw_KE" w:bidi="sw_KE"/>
         </w:rPr>
         <w:t xml:space="preserve">; </w:t>
       </w:r>
-      <w:hyperlink r:id="rId38">
-        <w:r>
-          <w:rPr>
-            <w:lang w:val="sw_KE" w:bidi="sw_KE"/>
-          </w:rPr>
-          <w:rPr>
-            <w:color w:val="0000EE"/>
-            <w:u w:val="single"/>
-          </w:rPr>
-          <w:t>11:25–30</w:t>
-        </w:r>
-      </w:hyperlink>
+      <w:r>
+        <w:rPr>
+          <w:lang w:val="sw_KE" w:bidi="sw_KE"/>
+        </w:rPr>
+        <w:t>11:25–30</w:t>
+      </w:r>
       <w:r>
         <w:rPr>
           <w:lang w:val="sw_KE" w:bidi="sw_KE"/>
         </w:rPr>
         <w:t xml:space="preserve">; </w:t>
       </w:r>
-      <w:hyperlink r:id="rId39">
-        <w:r>
-          <w:rPr>
-            <w:lang w:val="sw_KE" w:bidi="sw_KE"/>
-          </w:rPr>
-          <w:rPr>
-            <w:color w:val="0000EE"/>
-            <w:u w:val="single"/>
-          </w:rPr>
-          <w:t>12:25–28:31</w:t>
-        </w:r>
-      </w:hyperlink>
+      <w:r>
+        <w:rPr>
+          <w:lang w:val="sw_KE" w:bidi="sw_KE"/>
+        </w:rPr>
+        <w:t>12:25–28:31</w:t>
+      </w:r>
       <w:r>
         <w:rPr>
           <w:lang w:val="sw_KE" w:bidi="sw_KE"/>
         </w:rPr>
         <w:t xml:space="preserve">; </w:t>
       </w:r>
-      <w:hyperlink r:id="rId40">
-        <w:r>
-          <w:rPr>
-            <w:lang w:val="sw_KE" w:bidi="sw_KE"/>
-          </w:rPr>
-          <w:rPr>
-            <w:color w:val="0000EE"/>
-            <w:u w:val="single"/>
-          </w:rPr>
-          <w:t>Warumi 1:1–16:27</w:t>
-        </w:r>
-      </w:hyperlink>
+      <w:r>
+        <w:rPr>
+          <w:lang w:val="sw_KE" w:bidi="sw_KE"/>
+        </w:rPr>
+        <w:t>Warumi 1:1–16:27</w:t>
+      </w:r>
       <w:r>
         <w:rPr>
           <w:lang w:val="sw_KE" w:bidi="sw_KE"/>
         </w:rPr>
         <w:t xml:space="preserve">; </w:t>
       </w:r>
-      <w:hyperlink r:id="rId41">
-        <w:r>
-          <w:rPr>
-            <w:lang w:val="sw_KE" w:bidi="sw_KE"/>
-          </w:rPr>
-          <w:rPr>
-            <w:color w:val="0000EE"/>
-            <w:u w:val="single"/>
-          </w:rPr>
-          <w:t>1 Wakorintho 1:1–16:24</w:t>
-        </w:r>
-      </w:hyperlink>
+      <w:r>
+        <w:rPr>
+          <w:lang w:val="sw_KE" w:bidi="sw_KE"/>
+        </w:rPr>
+        <w:t>1 Wakorintho 1:1–16:24</w:t>
+      </w:r>
       <w:r>
         <w:rPr>
           <w:lang w:val="sw_KE" w:bidi="sw_KE"/>
         </w:rPr>
         <w:t xml:space="preserve">; </w:t>
       </w:r>
-      <w:hyperlink r:id="rId42">
-        <w:r>
-          <w:rPr>
-            <w:lang w:val="sw_KE" w:bidi="sw_KE"/>
-          </w:rPr>
-          <w:rPr>
-            <w:color w:val="0000EE"/>
-            <w:u w:val="single"/>
-          </w:rPr>
-          <w:t>2 Wakorintho 1:1–13:14</w:t>
-        </w:r>
-      </w:hyperlink>
+      <w:r>
+        <w:rPr>
+          <w:lang w:val="sw_KE" w:bidi="sw_KE"/>
+        </w:rPr>
+        <w:t>2 Wakorintho 1:1–13:14</w:t>
+      </w:r>
       <w:r>
         <w:rPr>
           <w:lang w:val="sw_KE" w:bidi="sw_KE"/>
         </w:rPr>
         <w:t xml:space="preserve">; </w:t>
       </w:r>
-      <w:hyperlink r:id="rId43">
-        <w:r>
-          <w:rPr>
-            <w:lang w:val="sw_KE" w:bidi="sw_KE"/>
-          </w:rPr>
-          <w:rPr>
-            <w:color w:val="0000EE"/>
-            <w:u w:val="single"/>
-          </w:rPr>
-          <w:t>Wagalatia 1:1–6:18</w:t>
-        </w:r>
-      </w:hyperlink>
+      <w:r>
+        <w:rPr>
+          <w:lang w:val="sw_KE" w:bidi="sw_KE"/>
+        </w:rPr>
+        <w:t>Wagalatia 1:1–6:18</w:t>
+      </w:r>
       <w:r>
         <w:rPr>
           <w:lang w:val="sw_KE" w:bidi="sw_KE"/>
         </w:rPr>
         <w:t xml:space="preserve">; </w:t>
       </w:r>
-      <w:hyperlink r:id="rId44">
-        <w:r>
-          <w:rPr>
-            <w:lang w:val="sw_KE" w:bidi="sw_KE"/>
-          </w:rPr>
-          <w:rPr>
-            <w:color w:val="0000EE"/>
-            <w:u w:val="single"/>
-          </w:rPr>
-          <w:t>Waefeso 1:1–6:24</w:t>
-        </w:r>
-      </w:hyperlink>
+      <w:r>
+        <w:rPr>
+          <w:lang w:val="sw_KE" w:bidi="sw_KE"/>
+        </w:rPr>
+        <w:t>Waefeso 1:1–6:24</w:t>
+      </w:r>
       <w:r>
         <w:rPr>
           <w:lang w:val="sw_KE" w:bidi="sw_KE"/>
         </w:rPr>
         <w:t xml:space="preserve">; </w:t>
       </w:r>
-      <w:hyperlink r:id="rId45">
-        <w:r>
-          <w:rPr>
-            <w:lang w:val="sw_KE" w:bidi="sw_KE"/>
-          </w:rPr>
-          <w:rPr>
-            <w:color w:val="0000EE"/>
-            <w:u w:val="single"/>
-          </w:rPr>
-          <w:t>Wafilipi 1:1–4:23</w:t>
-        </w:r>
-      </w:hyperlink>
+      <w:r>
+        <w:rPr>
+          <w:lang w:val="sw_KE" w:bidi="sw_KE"/>
+        </w:rPr>
+        <w:t>Wafilipi 1:1–4:23</w:t>
+      </w:r>
       <w:r>
         <w:rPr>
           <w:lang w:val="sw_KE" w:bidi="sw_KE"/>
         </w:rPr>
         <w:t xml:space="preserve">; </w:t>
       </w:r>
-      <w:hyperlink r:id="rId46">
-        <w:r>
-          <w:rPr>
-            <w:lang w:val="sw_KE" w:bidi="sw_KE"/>
-          </w:rPr>
-          <w:rPr>
-            <w:color w:val="0000EE"/>
-            <w:u w:val="single"/>
-          </w:rPr>
-          <w:t>Wakolosai 1:1–4:18</w:t>
-        </w:r>
-      </w:hyperlink>
+      <w:r>
+        <w:rPr>
+          <w:lang w:val="sw_KE" w:bidi="sw_KE"/>
+        </w:rPr>
+        <w:t>Wakolosai 1:1–4:18</w:t>
+      </w:r>
       <w:r>
         <w:rPr>
           <w:lang w:val="sw_KE" w:bidi="sw_KE"/>
         </w:rPr>
         <w:t xml:space="preserve">; </w:t>
       </w:r>
-      <w:hyperlink r:id="rId47">
-        <w:r>
-          <w:rPr>
-            <w:lang w:val="sw_KE" w:bidi="sw_KE"/>
-          </w:rPr>
-          <w:rPr>
-            <w:color w:val="0000EE"/>
-            <w:u w:val="single"/>
-          </w:rPr>
-          <w:t>1 Wathesalonike 1:1–5:28</w:t>
-        </w:r>
-      </w:hyperlink>
+      <w:r>
+        <w:rPr>
+          <w:lang w:val="sw_KE" w:bidi="sw_KE"/>
+        </w:rPr>
+        <w:t>1 Wathesalonike 1:1–5:28</w:t>
+      </w:r>
       <w:r>
         <w:rPr>
           <w:lang w:val="sw_KE" w:bidi="sw_KE"/>
         </w:rPr>
         <w:t xml:space="preserve">; </w:t>
       </w:r>
-      <w:hyperlink r:id="rId48">
-        <w:r>
-          <w:rPr>
-            <w:lang w:val="sw_KE" w:bidi="sw_KE"/>
-          </w:rPr>
-          <w:rPr>
-            <w:color w:val="0000EE"/>
-            <w:u w:val="single"/>
-          </w:rPr>
-          <w:t>2 Wathesalonike 1:1–3:18</w:t>
-        </w:r>
-      </w:hyperlink>
+      <w:r>
+        <w:rPr>
+          <w:lang w:val="sw_KE" w:bidi="sw_KE"/>
+        </w:rPr>
+        <w:t>2 Wathesalonike 1:1–3:18</w:t>
+      </w:r>
       <w:r>
         <w:rPr>
           <w:lang w:val="sw_KE" w:bidi="sw_KE"/>
         </w:rPr>
         <w:t xml:space="preserve">; </w:t>
       </w:r>
-      <w:hyperlink r:id="rId49">
-        <w:r>
-          <w:rPr>
-            <w:lang w:val="sw_KE" w:bidi="sw_KE"/>
-          </w:rPr>
-          <w:rPr>
-            <w:color w:val="0000EE"/>
-            <w:u w:val="single"/>
-          </w:rPr>
-          <w:t>1 Timotheo 1:1–6:21</w:t>
-        </w:r>
-      </w:hyperlink>
+      <w:r>
+        <w:rPr>
+          <w:lang w:val="sw_KE" w:bidi="sw_KE"/>
+        </w:rPr>
+        <w:t>1 Timotheo 1:1–6:21</w:t>
+      </w:r>
       <w:r>
         <w:rPr>
           <w:lang w:val="sw_KE" w:bidi="sw_KE"/>
         </w:rPr>
         <w:t xml:space="preserve">; </w:t>
       </w:r>
-      <w:hyperlink r:id="rId50">
-        <w:r>
-          <w:rPr>
-            <w:lang w:val="sw_KE" w:bidi="sw_KE"/>
-          </w:rPr>
-          <w:rPr>
-            <w:color w:val="0000EE"/>
-            <w:u w:val="single"/>
-          </w:rPr>
-          <w:t>2 Timotheo 1:1–4:22</w:t>
-        </w:r>
-      </w:hyperlink>
+      <w:r>
+        <w:rPr>
+          <w:lang w:val="sw_KE" w:bidi="sw_KE"/>
+        </w:rPr>
+        <w:t>2 Timotheo 1:1–4:22</w:t>
+      </w:r>
       <w:r>
         <w:rPr>
           <w:lang w:val="sw_KE" w:bidi="sw_KE"/>
         </w:rPr>
         <w:t xml:space="preserve">; </w:t>
       </w:r>
-      <w:hyperlink r:id="rId51">
-        <w:r>
-          <w:rPr>
-            <w:lang w:val="sw_KE" w:bidi="sw_KE"/>
-          </w:rPr>
-          <w:rPr>
-            <w:color w:val="0000EE"/>
-            <w:u w:val="single"/>
-          </w:rPr>
-          <w:t>Tito 1:1–3:15</w:t>
-        </w:r>
-      </w:hyperlink>
+      <w:r>
+        <w:rPr>
+          <w:lang w:val="sw_KE" w:bidi="sw_KE"/>
+        </w:rPr>
+        <w:t>Tito 1:1–3:15</w:t>
+      </w:r>
       <w:r>
         <w:rPr>
           <w:lang w:val="sw_KE" w:bidi="sw_KE"/>
         </w:rPr>
         <w:t xml:space="preserve">; </w:t>
       </w:r>
-      <w:hyperlink r:id="rId52">
-        <w:r>
-          <w:rPr>
-            <w:lang w:val="sw_KE" w:bidi="sw_KE"/>
-          </w:rPr>
-          <w:rPr>
-            <w:color w:val="0000EE"/>
-            <w:u w:val="single"/>
-          </w:rPr>
-          <w:t>Filemoni 1:1–25</w:t>
-        </w:r>
-      </w:hyperlink>
+      <w:r>
+        <w:rPr>
+          <w:lang w:val="sw_KE" w:bidi="sw_KE"/>
+        </w:rPr>
+        <w:t>Filemoni 1:1–25</w:t>
+      </w:r>
       <w:r>
         <w:rPr>
           <w:lang w:val="sw_KE" w:bidi="sw_KE"/>
         </w:rPr>
         <w:t xml:space="preserve">; </w:t>
       </w:r>
-      <w:hyperlink r:id="rId53">
-        <w:r>
-          <w:rPr>
-            <w:lang w:val="sw_KE" w:bidi="sw_KE"/>
-          </w:rPr>
-          <w:rPr>
-            <w:color w:val="0000EE"/>
-            <w:u w:val="single"/>
-          </w:rPr>
-          <w:t>2 Petro 3:15–16</w:t>
-        </w:r>
-      </w:hyperlink>
+      <w:r>
+        <w:rPr>
+          <w:lang w:val="sw_KE" w:bidi="sw_KE"/>
+        </w:rPr>
+        <w:t>2 Petro 3:15–16</w:t>
+      </w:r>
       <w:r>
         <w:rPr>
           <w:lang w:val="sw_KE" w:bidi="sw_KE"/>
@@ -1244,36 +998,24 @@
         </w:rPr>
         <w:t xml:space="preserve">Kama gavana wa Yudea, Pilato alidhibiti majeshi ya Kirumi na hekalu, ikiwa ni pamoja na fedha zake. Yeye pekee ndiye aliyekuwa na mamlaka ya kuamuru wahalifu kuadhibiwa kwa kifo (tazama </w:t>
       </w:r>
-      <w:hyperlink r:id="rId54">
-        <w:r>
-          <w:rPr>
-            <w:lang w:val="sw_KE" w:bidi="sw_KE"/>
-          </w:rPr>
-          <w:rPr>
-            <w:color w:val="0000EE"/>
-            <w:u w:val="single"/>
-          </w:rPr>
-          <w:t>Yohana 18:31</w:t>
-        </w:r>
-      </w:hyperlink>
+      <w:r>
+        <w:rPr>
+          <w:lang w:val="sw_KE" w:bidi="sw_KE"/>
+        </w:rPr>
+        <w:t>Yohana 18:31</w:t>
+      </w:r>
       <w:r>
         <w:rPr>
           <w:lang w:val="sw_KE" w:bidi="sw_KE"/>
         </w:rPr>
         <w:t>). Kwa hiyo, viongozi wa Kiyahudi walilazimika kuwasilisha mashtaka kwa Pilato ili Yesu auawe (</w:t>
       </w:r>
-      <w:hyperlink r:id="rId55">
-        <w:r>
-          <w:rPr>
-            <w:lang w:val="sw_KE" w:bidi="sw_KE"/>
-          </w:rPr>
-          <w:rPr>
-            <w:color w:val="0000EE"/>
-            <w:u w:val="single"/>
-          </w:rPr>
-          <w:t>Marko 15:1–4</w:t>
-        </w:r>
-      </w:hyperlink>
+      <w:r>
+        <w:rPr>
+          <w:lang w:val="sw_KE" w:bidi="sw_KE"/>
+        </w:rPr>
+        <w:t>Marko 15:1–4</w:t>
+      </w:r>
       <w:r>
         <w:rPr>
           <w:lang w:val="sw_KE" w:bidi="sw_KE"/>
@@ -1321,18 +1063,12 @@
         </w:rPr>
         <w:t>Katika tukio lingine, Pilato aliwaua Wagalilaya fulani walipokuwa wakitoa dhabihu kwenye hekalu (</w:t>
       </w:r>
-      <w:hyperlink r:id="rId56">
-        <w:r>
-          <w:rPr>
-            <w:lang w:val="sw_KE" w:bidi="sw_KE"/>
-          </w:rPr>
-          <w:rPr>
-            <w:color w:val="0000EE"/>
-            <w:u w:val="single"/>
-          </w:rPr>
-          <w:t>Luka 13:1</w:t>
-        </w:r>
-      </w:hyperlink>
+      <w:r>
+        <w:rPr>
+          <w:lang w:val="sw_KE" w:bidi="sw_KE"/>
+        </w:rPr>
+        <w:t>Luka 13:1</w:t>
+      </w:r>
       <w:r>
         <w:rPr>
           <w:lang w:val="sw_KE" w:bidi="sw_KE"/>
@@ -1353,144 +1089,96 @@
         </w:rPr>
         <w:t>Kila injili inaeleza jukumu la Pilato katika kifo cha Yesu (</w:t>
       </w:r>
-      <w:hyperlink r:id="rId57">
-        <w:r>
-          <w:rPr>
-            <w:lang w:val="sw_KE" w:bidi="sw_KE"/>
-          </w:rPr>
-          <w:rPr>
-            <w:color w:val="0000EE"/>
-            <w:u w:val="single"/>
-          </w:rPr>
-          <w:t>Mathayo 27:11–26</w:t>
-        </w:r>
-      </w:hyperlink>
+      <w:r>
+        <w:rPr>
+          <w:lang w:val="sw_KE" w:bidi="sw_KE"/>
+        </w:rPr>
+        <w:t>Mathayo 27:11–26</w:t>
+      </w:r>
       <w:r>
         <w:rPr>
           <w:lang w:val="sw_KE" w:bidi="sw_KE"/>
         </w:rPr>
         <w:t xml:space="preserve">; </w:t>
       </w:r>
-      <w:hyperlink r:id="rId58">
-        <w:r>
-          <w:rPr>
-            <w:lang w:val="sw_KE" w:bidi="sw_KE"/>
-          </w:rPr>
-          <w:rPr>
-            <w:color w:val="0000EE"/>
-            <w:u w:val="single"/>
-          </w:rPr>
-          <w:t>Marko 15:1:1–15</w:t>
-        </w:r>
-      </w:hyperlink>
+      <w:r>
+        <w:rPr>
+          <w:lang w:val="sw_KE" w:bidi="sw_KE"/>
+        </w:rPr>
+        <w:t>Marko 15:1:1–15</w:t>
+      </w:r>
       <w:r>
         <w:rPr>
           <w:lang w:val="sw_KE" w:bidi="sw_KE"/>
         </w:rPr>
         <w:t xml:space="preserve">; </w:t>
       </w:r>
-      <w:hyperlink r:id="rId59">
-        <w:r>
-          <w:rPr>
-            <w:lang w:val="sw_KE" w:bidi="sw_KE"/>
-          </w:rPr>
-          <w:rPr>
-            <w:color w:val="0000EE"/>
-            <w:u w:val="single"/>
-          </w:rPr>
-          <w:t>Luka 23:1–25</w:t>
-        </w:r>
-      </w:hyperlink>
+      <w:r>
+        <w:rPr>
+          <w:lang w:val="sw_KE" w:bidi="sw_KE"/>
+        </w:rPr>
+        <w:t>Luka 23:1–25</w:t>
+      </w:r>
       <w:r>
         <w:rPr>
           <w:lang w:val="sw_KE" w:bidi="sw_KE"/>
         </w:rPr>
         <w:t xml:space="preserve">; </w:t>
       </w:r>
-      <w:hyperlink r:id="rId60">
-        <w:r>
-          <w:rPr>
-            <w:lang w:val="sw_KE" w:bidi="sw_KE"/>
-          </w:rPr>
-          <w:rPr>
-            <w:color w:val="0000EE"/>
-            <w:u w:val="single"/>
-          </w:rPr>
-          <w:t>Yohana 18:28–19:16</w:t>
-        </w:r>
-      </w:hyperlink>
+      <w:r>
+        <w:rPr>
+          <w:lang w:val="sw_KE" w:bidi="sw_KE"/>
+        </w:rPr>
+        <w:t>Yohana 18:28–19:16</w:t>
+      </w:r>
       <w:r>
         <w:rPr>
           <w:lang w:val="sw_KE" w:bidi="sw_KE"/>
         </w:rPr>
         <w:t xml:space="preserve">; angalia pia </w:t>
       </w:r>
-      <w:hyperlink r:id="rId61">
-        <w:r>
-          <w:rPr>
-            <w:lang w:val="sw_KE" w:bidi="sw_KE"/>
-          </w:rPr>
-          <w:rPr>
-            <w:color w:val="0000EE"/>
-            <w:u w:val="single"/>
-          </w:rPr>
-          <w:t>Matendo 3:13</w:t>
-        </w:r>
-      </w:hyperlink>
+      <w:r>
+        <w:rPr>
+          <w:lang w:val="sw_KE" w:bidi="sw_KE"/>
+        </w:rPr>
+        <w:t>Matendo 3:13</w:t>
+      </w:r>
       <w:r>
         <w:rPr>
           <w:lang w:val="sw_KE" w:bidi="sw_KE"/>
         </w:rPr>
         <w:t xml:space="preserve">; </w:t>
       </w:r>
-      <w:hyperlink r:id="rId62">
-        <w:r>
-          <w:rPr>
-            <w:lang w:val="sw_KE" w:bidi="sw_KE"/>
-          </w:rPr>
-          <w:rPr>
-            <w:color w:val="0000EE"/>
-            <w:u w:val="single"/>
-          </w:rPr>
-          <w:t>4:27</w:t>
-        </w:r>
-      </w:hyperlink>
+      <w:r>
+        <w:rPr>
+          <w:lang w:val="sw_KE" w:bidi="sw_KE"/>
+        </w:rPr>
+        <w:t>4:27</w:t>
+      </w:r>
       <w:r>
         <w:rPr>
           <w:lang w:val="sw_KE" w:bidi="sw_KE"/>
         </w:rPr>
         <w:t xml:space="preserve">; </w:t>
       </w:r>
-      <w:hyperlink r:id="rId63">
-        <w:r>
-          <w:rPr>
-            <w:lang w:val="sw_KE" w:bidi="sw_KE"/>
-          </w:rPr>
-          <w:rPr>
-            <w:color w:val="0000EE"/>
-            <w:u w:val="single"/>
-          </w:rPr>
-          <w:t>13:28</w:t>
-        </w:r>
-      </w:hyperlink>
+      <w:r>
+        <w:rPr>
+          <w:lang w:val="sw_KE" w:bidi="sw_KE"/>
+        </w:rPr>
+        <w:t>13:28</w:t>
+      </w:r>
       <w:r>
         <w:rPr>
           <w:lang w:val="sw_KE" w:bidi="sw_KE"/>
         </w:rPr>
         <w:t xml:space="preserve">; </w:t>
       </w:r>
-      <w:hyperlink r:id="rId64">
-        <w:r>
-          <w:rPr>
-            <w:lang w:val="sw_KE" w:bidi="sw_KE"/>
-          </w:rPr>
-          <w:rPr>
-            <w:color w:val="0000EE"/>
-            <w:u w:val="single"/>
-          </w:rPr>
-          <w:t>1 Timotheo 6:13</w:t>
-        </w:r>
-      </w:hyperlink>
+      <w:r>
+        <w:rPr>
+          <w:lang w:val="sw_KE" w:bidi="sw_KE"/>
+        </w:rPr>
+        <w:t>1 Timotheo 6:13</w:t>
+      </w:r>
       <w:r>
         <w:rPr>
           <w:lang w:val="sw_KE" w:bidi="sw_KE"/>
@@ -1511,126 +1199,84 @@
         </w:rPr>
         <w:t>Wakati huo huo, mke wake alikuwa na wasiwasi kutokana na ndoto kuhusu "mtu asiye na hatia" (</w:t>
       </w:r>
-      <w:hyperlink r:id="rId65">
-        <w:r>
-          <w:rPr>
-            <w:lang w:val="sw_KE" w:bidi="sw_KE"/>
-          </w:rPr>
-          <w:rPr>
-            <w:color w:val="0000EE"/>
-            <w:u w:val="single"/>
-          </w:rPr>
-          <w:t>Mathayo 27:19</w:t>
-        </w:r>
-      </w:hyperlink>
+      <w:r>
+        <w:rPr>
+          <w:lang w:val="sw_KE" w:bidi="sw_KE"/>
+        </w:rPr>
+        <w:t>Mathayo 27:19</w:t>
+      </w:r>
       <w:r>
         <w:rPr>
           <w:lang w:val="sw_KE" w:bidi="sw_KE"/>
         </w:rPr>
         <w:t>). Hata hivyo, umati ulianza kutisha, na viongozi wa Kiyahudi walipendekeza kwamba Pilato hakuwa anachukua tishio la Yesu kwa Rumi kwa uzito. Pilato alikubali shinikizo lao. Aliamuru Yesu apigwe mijeledi na asulubiwe, na kichwa "Mfalme wa Wayahudi" kwenye ishara juu yake. Pilato alifanya hivi tu baada ya kupinga vikali na kujitangaza kuwa hana hatia ya kifo hiki kisicho cha haki (</w:t>
       </w:r>
-      <w:hyperlink r:id="rId66">
-        <w:r>
-          <w:rPr>
-            <w:lang w:val="sw_KE" w:bidi="sw_KE"/>
-          </w:rPr>
-          <w:rPr>
-            <w:color w:val="0000EE"/>
-            <w:u w:val="single"/>
-          </w:rPr>
-          <w:t>Mathayo 27:18–25</w:t>
-        </w:r>
-      </w:hyperlink>
+      <w:r>
+        <w:rPr>
+          <w:lang w:val="sw_KE" w:bidi="sw_KE"/>
+        </w:rPr>
+        <w:t>Mathayo 27:18–25</w:t>
+      </w:r>
       <w:r>
         <w:rPr>
           <w:lang w:val="sw_KE" w:bidi="sw_KE"/>
         </w:rPr>
         <w:t xml:space="preserve">; </w:t>
       </w:r>
-      <w:hyperlink r:id="rId67">
-        <w:r>
-          <w:rPr>
-            <w:lang w:val="sw_KE" w:bidi="sw_KE"/>
-          </w:rPr>
-          <w:rPr>
-            <w:color w:val="0000EE"/>
-            <w:u w:val="single"/>
-          </w:rPr>
-          <w:t>Marko 15:14</w:t>
-        </w:r>
-      </w:hyperlink>
+      <w:r>
+        <w:rPr>
+          <w:lang w:val="sw_KE" w:bidi="sw_KE"/>
+        </w:rPr>
+        <w:t>Marko 15:14</w:t>
+      </w:r>
       <w:r>
         <w:rPr>
           <w:lang w:val="sw_KE" w:bidi="sw_KE"/>
         </w:rPr>
         <w:t xml:space="preserve">; </w:t>
       </w:r>
-      <w:hyperlink r:id="rId68">
-        <w:r>
-          <w:rPr>
-            <w:lang w:val="sw_KE" w:bidi="sw_KE"/>
-          </w:rPr>
-          <w:rPr>
-            <w:color w:val="0000EE"/>
-            <w:u w:val="single"/>
-          </w:rPr>
-          <w:t>Luka 23:4</w:t>
-        </w:r>
-      </w:hyperlink>
+      <w:r>
+        <w:rPr>
+          <w:lang w:val="sw_KE" w:bidi="sw_KE"/>
+        </w:rPr>
+        <w:t>Luka 23:4</w:t>
+      </w:r>
       <w:r>
         <w:rPr>
           <w:lang w:val="sw_KE" w:bidi="sw_KE"/>
         </w:rPr>
         <w:t xml:space="preserve">, </w:t>
       </w:r>
-      <w:hyperlink r:id="rId69">
-        <w:r>
-          <w:rPr>
-            <w:lang w:val="sw_KE" w:bidi="sw_KE"/>
-          </w:rPr>
-          <w:rPr>
-            <w:color w:val="0000EE"/>
-            <w:u w:val="single"/>
-          </w:rPr>
-          <w:t>13–23</w:t>
-        </w:r>
-      </w:hyperlink>
+      <w:r>
+        <w:rPr>
+          <w:lang w:val="sw_KE" w:bidi="sw_KE"/>
+        </w:rPr>
+        <w:t>13–23</w:t>
+      </w:r>
       <w:r>
         <w:rPr>
           <w:lang w:val="sw_KE" w:bidi="sw_KE"/>
         </w:rPr>
         <w:t xml:space="preserve">; </w:t>
       </w:r>
-      <w:hyperlink r:id="rId70">
-        <w:r>
-          <w:rPr>
-            <w:lang w:val="sw_KE" w:bidi="sw_KE"/>
-          </w:rPr>
-          <w:rPr>
-            <w:color w:val="0000EE"/>
-            <w:u w:val="single"/>
-          </w:rPr>
-          <w:t>Yohana 18:38</w:t>
-        </w:r>
-      </w:hyperlink>
+      <w:r>
+        <w:rPr>
+          <w:lang w:val="sw_KE" w:bidi="sw_KE"/>
+        </w:rPr>
+        <w:t>Yohana 18:38</w:t>
+      </w:r>
       <w:r>
         <w:rPr>
           <w:lang w:val="sw_KE" w:bidi="sw_KE"/>
         </w:rPr>
         <w:t xml:space="preserve">; </w:t>
       </w:r>
-      <w:hyperlink r:id="rId71">
-        <w:r>
-          <w:rPr>
-            <w:lang w:val="sw_KE" w:bidi="sw_KE"/>
-          </w:rPr>
-          <w:rPr>
-            <w:color w:val="0000EE"/>
-            <w:u w:val="single"/>
-          </w:rPr>
-          <w:t>19:4–16</w:t>
-        </w:r>
-      </w:hyperlink>
+      <w:r>
+        <w:rPr>
+          <w:lang w:val="sw_KE" w:bidi="sw_KE"/>
+        </w:rPr>
+        <w:t>19:4–16</w:t>
+      </w:r>
       <w:r>
         <w:rPr>
           <w:lang w:val="sw_KE" w:bidi="sw_KE"/>
@@ -1651,90 +1297,60 @@
         </w:rPr>
         <w:t>Baada ya kifo cha Yesu, Pilato alimruhusu Yosefu wa Arimathaya kuchukua mwili wa Yesu kutoka msalabani na kuuzika (</w:t>
       </w:r>
-      <w:hyperlink r:id="rId72">
-        <w:r>
-          <w:rPr>
-            <w:lang w:val="sw_KE" w:bidi="sw_KE"/>
-          </w:rPr>
-          <w:rPr>
-            <w:color w:val="0000EE"/>
-            <w:u w:val="single"/>
-          </w:rPr>
-          <w:t>Mathayo 27:57–61</w:t>
-        </w:r>
-      </w:hyperlink>
+      <w:r>
+        <w:rPr>
+          <w:lang w:val="sw_KE" w:bidi="sw_KE"/>
+        </w:rPr>
+        <w:t>Mathayo 27:57–61</w:t>
+      </w:r>
       <w:r>
         <w:rPr>
           <w:lang w:val="sw_KE" w:bidi="sw_KE"/>
         </w:rPr>
         <w:t xml:space="preserve">; </w:t>
       </w:r>
-      <w:hyperlink r:id="rId73">
-        <w:r>
-          <w:rPr>
-            <w:lang w:val="sw_KE" w:bidi="sw_KE"/>
-          </w:rPr>
-          <w:rPr>
-            <w:color w:val="0000EE"/>
-            <w:u w:val="single"/>
-          </w:rPr>
-          <w:t>Marko 15:42–46</w:t>
-        </w:r>
-      </w:hyperlink>
+      <w:r>
+        <w:rPr>
+          <w:lang w:val="sw_KE" w:bidi="sw_KE"/>
+        </w:rPr>
+        <w:t>Marko 15:42–46</w:t>
+      </w:r>
       <w:r>
         <w:rPr>
           <w:lang w:val="sw_KE" w:bidi="sw_KE"/>
         </w:rPr>
         <w:t xml:space="preserve">; </w:t>
       </w:r>
-      <w:hyperlink r:id="rId74">
-        <w:r>
-          <w:rPr>
-            <w:lang w:val="sw_KE" w:bidi="sw_KE"/>
-          </w:rPr>
-          <w:rPr>
-            <w:color w:val="0000EE"/>
-            <w:u w:val="single"/>
-          </w:rPr>
-          <w:t>Luka 23:50–53</w:t>
-        </w:r>
-      </w:hyperlink>
+      <w:r>
+        <w:rPr>
+          <w:lang w:val="sw_KE" w:bidi="sw_KE"/>
+        </w:rPr>
+        <w:t>Luka 23:50–53</w:t>
+      </w:r>
       <w:r>
         <w:rPr>
           <w:lang w:val="sw_KE" w:bidi="sw_KE"/>
         </w:rPr>
         <w:t xml:space="preserve">; </w:t>
       </w:r>
-      <w:hyperlink r:id="rId75">
-        <w:r>
-          <w:rPr>
-            <w:lang w:val="sw_KE" w:bidi="sw_KE"/>
-          </w:rPr>
-          <w:rPr>
-            <w:color w:val="0000EE"/>
-            <w:u w:val="single"/>
-          </w:rPr>
-          <w:t>Yohana 19:38–42</w:t>
-        </w:r>
-      </w:hyperlink>
+      <w:r>
+        <w:rPr>
+          <w:lang w:val="sw_KE" w:bidi="sw_KE"/>
+        </w:rPr>
+        <w:t>Yohana 19:38–42</w:t>
+      </w:r>
       <w:r>
         <w:rPr>
           <w:lang w:val="sw_KE" w:bidi="sw_KE"/>
         </w:rPr>
         <w:t>). Pilato pia aliwaruhusu viongozi wa Kiyahudi kufunga kaburi ili kuzuia mtu yeyote kuiba mwili au kutoa madai ya uongo kuhusu Yesu kufufuka kutoka kwa wafu (</w:t>
       </w:r>
-      <w:hyperlink r:id="rId76">
-        <w:r>
-          <w:rPr>
-            <w:lang w:val="sw_KE" w:bidi="sw_KE"/>
-          </w:rPr>
-          <w:rPr>
-            <w:color w:val="0000EE"/>
-            <w:u w:val="single"/>
-          </w:rPr>
-          <w:t>Mathayo 27:62–66</w:t>
-        </w:r>
-      </w:hyperlink>
+      <w:r>
+        <w:rPr>
+          <w:lang w:val="sw_KE" w:bidi="sw_KE"/>
+        </w:rPr>
+        <w:t>Mathayo 27:62–66</w:t>
+      </w:r>
       <w:r>
         <w:rPr>
           <w:lang w:val="sw_KE" w:bidi="sw_KE"/>
@@ -1791,306 +1407,204 @@
           <w:lang w:val="sw_KE" w:bidi="sw_KE"/>
         </w:rPr>
       </w:r>
-      <w:hyperlink r:id="rId77">
-        <w:r>
-          <w:rPr>
-            <w:lang w:val="sw_KE" w:bidi="sw_KE"/>
-          </w:rPr>
-          <w:rPr>
-            <w:color w:val="0000EE"/>
-            <w:u w:val="single"/>
-          </w:rPr>
-          <w:t>Mathayo 27:2</w:t>
-        </w:r>
-      </w:hyperlink>
+      <w:r>
+        <w:rPr>
+          <w:lang w:val="sw_KE" w:bidi="sw_KE"/>
+        </w:rPr>
+        <w:t>Mathayo 27:2</w:t>
+      </w:r>
       <w:r>
         <w:rPr>
           <w:lang w:val="sw_KE" w:bidi="sw_KE"/>
         </w:rPr>
         <w:t xml:space="preserve">, </w:t>
       </w:r>
-      <w:hyperlink r:id="rId57">
-        <w:r>
-          <w:rPr>
-            <w:lang w:val="sw_KE" w:bidi="sw_KE"/>
-          </w:rPr>
-          <w:rPr>
-            <w:color w:val="0000EE"/>
-            <w:u w:val="single"/>
-          </w:rPr>
-          <w:t>11–26</w:t>
-        </w:r>
-      </w:hyperlink>
+      <w:r>
+        <w:rPr>
+          <w:lang w:val="sw_KE" w:bidi="sw_KE"/>
+        </w:rPr>
+        <w:t>11–26</w:t>
+      </w:r>
       <w:r>
         <w:rPr>
           <w:lang w:val="sw_KE" w:bidi="sw_KE"/>
         </w:rPr>
         <w:t xml:space="preserve">, </w:t>
       </w:r>
-      <w:hyperlink r:id="rId78">
-        <w:r>
-          <w:rPr>
-            <w:lang w:val="sw_KE" w:bidi="sw_KE"/>
-          </w:rPr>
-          <w:rPr>
-            <w:color w:val="0000EE"/>
-            <w:u w:val="single"/>
-          </w:rPr>
-          <w:t>57–58</w:t>
-        </w:r>
-      </w:hyperlink>
+      <w:r>
+        <w:rPr>
+          <w:lang w:val="sw_KE" w:bidi="sw_KE"/>
+        </w:rPr>
+        <w:t>57–58</w:t>
+      </w:r>
       <w:r>
         <w:rPr>
           <w:lang w:val="sw_KE" w:bidi="sw_KE"/>
         </w:rPr>
         <w:t xml:space="preserve">, </w:t>
       </w:r>
-      <w:hyperlink r:id="rId79">
-        <w:r>
-          <w:rPr>
-            <w:lang w:val="sw_KE" w:bidi="sw_KE"/>
-          </w:rPr>
-          <w:rPr>
-            <w:color w:val="0000EE"/>
-            <w:u w:val="single"/>
-          </w:rPr>
-          <w:t>62–65</w:t>
-        </w:r>
-      </w:hyperlink>
+      <w:r>
+        <w:rPr>
+          <w:lang w:val="sw_KE" w:bidi="sw_KE"/>
+        </w:rPr>
+        <w:t>62–65</w:t>
+      </w:r>
       <w:r>
         <w:rPr>
           <w:lang w:val="sw_KE" w:bidi="sw_KE"/>
         </w:rPr>
         <w:t xml:space="preserve">; </w:t>
       </w:r>
-      <w:hyperlink r:id="rId58">
-        <w:r>
-          <w:rPr>
-            <w:lang w:val="sw_KE" w:bidi="sw_KE"/>
-          </w:rPr>
-          <w:rPr>
-            <w:color w:val="0000EE"/>
-            <w:u w:val="single"/>
-          </w:rPr>
-          <w:t>Marko 15:1–15</w:t>
-        </w:r>
-      </w:hyperlink>
+      <w:r>
+        <w:rPr>
+          <w:lang w:val="sw_KE" w:bidi="sw_KE"/>
+        </w:rPr>
+        <w:t>Marko 15:1–15</w:t>
+      </w:r>
       <w:r>
         <w:rPr>
           <w:lang w:val="sw_KE" w:bidi="sw_KE"/>
         </w:rPr>
         <w:t xml:space="preserve">, </w:t>
       </w:r>
-      <w:hyperlink r:id="rId80">
-        <w:r>
-          <w:rPr>
-            <w:lang w:val="sw_KE" w:bidi="sw_KE"/>
-          </w:rPr>
-          <w:rPr>
-            <w:color w:val="0000EE"/>
-            <w:u w:val="single"/>
-          </w:rPr>
-          <w:t>43–45</w:t>
-        </w:r>
-      </w:hyperlink>
+      <w:r>
+        <w:rPr>
+          <w:lang w:val="sw_KE" w:bidi="sw_KE"/>
+        </w:rPr>
+        <w:t>43–45</w:t>
+      </w:r>
       <w:r>
         <w:rPr>
           <w:lang w:val="sw_KE" w:bidi="sw_KE"/>
         </w:rPr>
         <w:t xml:space="preserve">; </w:t>
       </w:r>
-      <w:hyperlink r:id="rId81">
-        <w:r>
-          <w:rPr>
-            <w:lang w:val="sw_KE" w:bidi="sw_KE"/>
-          </w:rPr>
-          <w:rPr>
-            <w:color w:val="0000EE"/>
-            <w:u w:val="single"/>
-          </w:rPr>
-          <w:t>Luka 3:1</w:t>
-        </w:r>
-      </w:hyperlink>
+      <w:r>
+        <w:rPr>
+          <w:lang w:val="sw_KE" w:bidi="sw_KE"/>
+        </w:rPr>
+        <w:t>Luka 3:1</w:t>
+      </w:r>
       <w:r>
         <w:rPr>
           <w:lang w:val="sw_KE" w:bidi="sw_KE"/>
         </w:rPr>
         <w:t xml:space="preserve">; </w:t>
       </w:r>
-      <w:hyperlink r:id="rId56">
-        <w:r>
-          <w:rPr>
-            <w:lang w:val="sw_KE" w:bidi="sw_KE"/>
-          </w:rPr>
-          <w:rPr>
-            <w:color w:val="0000EE"/>
-            <w:u w:val="single"/>
-          </w:rPr>
-          <w:t>13:1</w:t>
-        </w:r>
-      </w:hyperlink>
+      <w:r>
+        <w:rPr>
+          <w:lang w:val="sw_KE" w:bidi="sw_KE"/>
+        </w:rPr>
+        <w:t>13:1</w:t>
+      </w:r>
       <w:r>
         <w:rPr>
           <w:lang w:val="sw_KE" w:bidi="sw_KE"/>
         </w:rPr>
         <w:t xml:space="preserve">; </w:t>
       </w:r>
-      <w:hyperlink r:id="rId59">
-        <w:r>
-          <w:rPr>
-            <w:lang w:val="sw_KE" w:bidi="sw_KE"/>
-          </w:rPr>
-          <w:rPr>
-            <w:color w:val="0000EE"/>
-            <w:u w:val="single"/>
-          </w:rPr>
-          <w:t>23:1–25</w:t>
-        </w:r>
-      </w:hyperlink>
+      <w:r>
+        <w:rPr>
+          <w:lang w:val="sw_KE" w:bidi="sw_KE"/>
+        </w:rPr>
+        <w:t>23:1–25</w:t>
+      </w:r>
       <w:r>
         <w:rPr>
           <w:lang w:val="sw_KE" w:bidi="sw_KE"/>
         </w:rPr>
         <w:t xml:space="preserve">, </w:t>
       </w:r>
-      <w:hyperlink r:id="rId82">
-        <w:r>
-          <w:rPr>
-            <w:lang w:val="sw_KE" w:bidi="sw_KE"/>
-          </w:rPr>
-          <w:rPr>
-            <w:color w:val="0000EE"/>
-            <w:u w:val="single"/>
-          </w:rPr>
-          <w:t>52</w:t>
-        </w:r>
-      </w:hyperlink>
+      <w:r>
+        <w:rPr>
+          <w:lang w:val="sw_KE" w:bidi="sw_KE"/>
+        </w:rPr>
+        <w:t>52</w:t>
+      </w:r>
       <w:r>
         <w:rPr>
           <w:lang w:val="sw_KE" w:bidi="sw_KE"/>
         </w:rPr>
         <w:t xml:space="preserve">; </w:t>
       </w:r>
-      <w:hyperlink r:id="rId60">
-        <w:r>
-          <w:rPr>
-            <w:lang w:val="sw_KE" w:bidi="sw_KE"/>
-          </w:rPr>
-          <w:rPr>
-            <w:color w:val="0000EE"/>
-            <w:u w:val="single"/>
-          </w:rPr>
-          <w:t>18:28–19:16</w:t>
-        </w:r>
-      </w:hyperlink>
+      <w:r>
+        <w:rPr>
+          <w:lang w:val="sw_KE" w:bidi="sw_KE"/>
+        </w:rPr>
+        <w:t>18:28–19:16</w:t>
+      </w:r>
       <w:r>
         <w:rPr>
           <w:lang w:val="sw_KE" w:bidi="sw_KE"/>
         </w:rPr>
         <w:t xml:space="preserve">; </w:t>
       </w:r>
-      <w:hyperlink r:id="rId83">
-        <w:r>
-          <w:rPr>
-            <w:lang w:val="sw_KE" w:bidi="sw_KE"/>
-          </w:rPr>
-          <w:rPr>
-            <w:color w:val="0000EE"/>
-            <w:u w:val="single"/>
-          </w:rPr>
-          <w:t>19:31</w:t>
-        </w:r>
-      </w:hyperlink>
+      <w:r>
+        <w:rPr>
+          <w:lang w:val="sw_KE" w:bidi="sw_KE"/>
+        </w:rPr>
+        <w:t>19:31</w:t>
+      </w:r>
       <w:r>
         <w:rPr>
           <w:lang w:val="sw_KE" w:bidi="sw_KE"/>
         </w:rPr>
         <w:t xml:space="preserve">, </w:t>
       </w:r>
-      <w:hyperlink r:id="rId84">
-        <w:r>
-          <w:rPr>
-            <w:lang w:val="sw_KE" w:bidi="sw_KE"/>
-          </w:rPr>
-          <w:rPr>
-            <w:color w:val="0000EE"/>
-            <w:u w:val="single"/>
-          </w:rPr>
-          <w:t>38</w:t>
-        </w:r>
-      </w:hyperlink>
+      <w:r>
+        <w:rPr>
+          <w:lang w:val="sw_KE" w:bidi="sw_KE"/>
+        </w:rPr>
+        <w:t>38</w:t>
+      </w:r>
       <w:r>
         <w:rPr>
           <w:lang w:val="sw_KE" w:bidi="sw_KE"/>
         </w:rPr>
         <w:t xml:space="preserve">; </w:t>
       </w:r>
-      <w:hyperlink r:id="rId61">
-        <w:r>
-          <w:rPr>
-            <w:lang w:val="sw_KE" w:bidi="sw_KE"/>
-          </w:rPr>
-          <w:rPr>
-            <w:color w:val="0000EE"/>
-            <w:u w:val="single"/>
-          </w:rPr>
-          <w:t>Matendo 3:13</w:t>
-        </w:r>
-      </w:hyperlink>
+      <w:r>
+        <w:rPr>
+          <w:lang w:val="sw_KE" w:bidi="sw_KE"/>
+        </w:rPr>
+        <w:t>Matendo 3:13</w:t>
+      </w:r>
       <w:r>
         <w:rPr>
           <w:lang w:val="sw_KE" w:bidi="sw_KE"/>
         </w:rPr>
         <w:t xml:space="preserve">; </w:t>
       </w:r>
-      <w:hyperlink r:id="rId62">
-        <w:r>
-          <w:rPr>
-            <w:lang w:val="sw_KE" w:bidi="sw_KE"/>
-          </w:rPr>
-          <w:rPr>
-            <w:color w:val="0000EE"/>
-            <w:u w:val="single"/>
-          </w:rPr>
-          <w:t>4:27</w:t>
-        </w:r>
-      </w:hyperlink>
+      <w:r>
+        <w:rPr>
+          <w:lang w:val="sw_KE" w:bidi="sw_KE"/>
+        </w:rPr>
+        <w:t>4:27</w:t>
+      </w:r>
       <w:r>
         <w:rPr>
           <w:lang w:val="sw_KE" w:bidi="sw_KE"/>
         </w:rPr>
         <w:t xml:space="preserve">; </w:t>
       </w:r>
-      <w:hyperlink r:id="rId63">
-        <w:r>
-          <w:rPr>
-            <w:lang w:val="sw_KE" w:bidi="sw_KE"/>
-          </w:rPr>
-          <w:rPr>
-            <w:color w:val="0000EE"/>
-            <w:u w:val="single"/>
-          </w:rPr>
-          <w:t>13:28</w:t>
-        </w:r>
-      </w:hyperlink>
+      <w:r>
+        <w:rPr>
+          <w:lang w:val="sw_KE" w:bidi="sw_KE"/>
+        </w:rPr>
+        <w:t>13:28</w:t>
+      </w:r>
       <w:r>
         <w:rPr>
           <w:lang w:val="sw_KE" w:bidi="sw_KE"/>
         </w:rPr>
         <w:t xml:space="preserve">; </w:t>
       </w:r>
-      <w:hyperlink r:id="rId64">
-        <w:r>
-          <w:rPr>
-            <w:lang w:val="sw_KE" w:bidi="sw_KE"/>
-          </w:rPr>
-          <w:rPr>
-            <w:color w:val="0000EE"/>
-            <w:u w:val="single"/>
-          </w:rPr>
-          <w:t>1 Timotheo 6:13</w:t>
-        </w:r>
-      </w:hyperlink>
+      <w:r>
+        <w:rPr>
+          <w:lang w:val="sw_KE" w:bidi="sw_KE"/>
+        </w:rPr>
+        <w:t>1 Timotheo 6:13</w:t>
+      </w:r>
       <w:r>
         <w:rPr>
           <w:lang w:val="sw_KE" w:bidi="sw_KE"/>
@@ -2153,18 +1667,12 @@
         </w:rPr>
         <w:t>Paulo alikutana na Prisila na Akila kwa mara ya kwanza huko Korintho. Walikuwa wamewasili hivi karibuni kwa sababu mfalme wa Kirumi Klaudio Kaisari alikuwa amewafukuza Wayahudi wote kutoka Rumi mbamo mwaka wa 49 Baada ya Kristo (BK). Paulo aliwafahamu, na kwa kuwa walikuwa watengenezaji wa mahema (au labda wafanyakazi wa ngozi) kama yeye, aliishi na kufanya kazi nao wakati wa mwaka wake wa kwanza na nusu huko Korintho, kuanzia mwaka wa 50 BK hadi 52 (</w:t>
       </w:r>
-      <w:hyperlink r:id="rId85">
-        <w:r>
-          <w:rPr>
-            <w:lang w:val="sw_KE" w:bidi="sw_KE"/>
-          </w:rPr>
-          <w:rPr>
-            <w:color w:val="0000EE"/>
-            <w:u w:val="single"/>
-          </w:rPr>
-          <w:t>Matendo 18:1–3</w:t>
-        </w:r>
-      </w:hyperlink>
+      <w:r>
+        <w:rPr>
+          <w:lang w:val="sw_KE" w:bidi="sw_KE"/>
+        </w:rPr>
+        <w:t>Matendo 18:1–3</w:t>
+      </w:r>
       <w:r>
         <w:rPr>
           <w:lang w:val="sw_KE" w:bidi="sw_KE"/>
@@ -2185,36 +1693,24 @@
         </w:rPr>
         <w:t>Paulo alipoondoka Korintho, aliwachukua Prisila na Akila pamoja naye na kuwaacha Efeso (</w:t>
       </w:r>
-      <w:hyperlink r:id="rId86">
-        <w:r>
-          <w:rPr>
-            <w:lang w:val="sw_KE" w:bidi="sw_KE"/>
-          </w:rPr>
-          <w:rPr>
-            <w:color w:val="0000EE"/>
-            <w:u w:val="single"/>
-          </w:rPr>
-          <w:t>Matendo 18:18–19</w:t>
-        </w:r>
-      </w:hyperlink>
+      <w:r>
+        <w:rPr>
+          <w:lang w:val="sw_KE" w:bidi="sw_KE"/>
+        </w:rPr>
+        <w:t>Matendo 18:18–19</w:t>
+      </w:r>
       <w:r>
         <w:rPr>
           <w:lang w:val="sw_KE" w:bidi="sw_KE"/>
         </w:rPr>
         <w:t>). Alirudi Yerusalemu na Antiokia. Baadaye, Apolo alipoingia Efeso, alihubiri kwa shauku kuhusu Yesu katika masinagogi. Prisila na Akila walimchukua kando na kumweleza ukweli wa Yesu kwa undani zaidi. Kwa msaada wao, Apolo alikua mwalimu mwenye nguvu ambaye alishiriki Habari Njema kuhusu Yesu na kutetea imani ya Kikristo (</w:t>
       </w:r>
-      <w:hyperlink r:id="rId87">
-        <w:r>
-          <w:rPr>
-            <w:lang w:val="sw_KE" w:bidi="sw_KE"/>
-          </w:rPr>
-          <w:rPr>
-            <w:color w:val="0000EE"/>
-            <w:u w:val="single"/>
-          </w:rPr>
-          <w:t>Matendo 18:24–28</w:t>
-        </w:r>
-      </w:hyperlink>
+      <w:r>
+        <w:rPr>
+          <w:lang w:val="sw_KE" w:bidi="sw_KE"/>
+        </w:rPr>
+        <w:t>Matendo 18:24–28</w:t>
+      </w:r>
       <w:r>
         <w:rPr>
           <w:lang w:val="sw_KE" w:bidi="sw_KE"/>
@@ -2235,54 +1731,36 @@
         </w:rPr>
         <w:t>Baadaye, Paulo anataja nyumba yao kama mahali pa mkutano kwa Wakristo huko Efeso. Anajumuisha salamu zao pamoja na zake kwa kanisa huko Korintho (</w:t>
       </w:r>
-      <w:hyperlink r:id="rId88">
-        <w:r>
-          <w:rPr>
-            <w:lang w:val="sw_KE" w:bidi="sw_KE"/>
-          </w:rPr>
-          <w:rPr>
-            <w:color w:val="0000EE"/>
-            <w:u w:val="single"/>
-          </w:rPr>
-          <w:t>1 Wakorintho 16:19</w:t>
-        </w:r>
-      </w:hyperlink>
+      <w:r>
+        <w:rPr>
+          <w:lang w:val="sw_KE" w:bidi="sw_KE"/>
+        </w:rPr>
+        <w:t>1 Wakorintho 16:19</w:t>
+      </w:r>
       <w:r>
         <w:rPr>
           <w:lang w:val="sw_KE" w:bidi="sw_KE"/>
         </w:rPr>
         <w:t xml:space="preserve">; angalia pia </w:t>
       </w:r>
-      <w:hyperlink r:id="rId89">
-        <w:r>
-          <w:rPr>
-            <w:lang w:val="sw_KE" w:bidi="sw_KE"/>
-          </w:rPr>
-          <w:rPr>
-            <w:color w:val="0000EE"/>
-            <w:u w:val="single"/>
-          </w:rPr>
-          <w:t>2 Timotheo 4:19</w:t>
-        </w:r>
-      </w:hyperlink>
+      <w:r>
+        <w:rPr>
+          <w:lang w:val="sw_KE" w:bidi="sw_KE"/>
+        </w:rPr>
+        <w:t>2 Timotheo 4:19</w:t>
+      </w:r>
       <w:r>
         <w:rPr>
           <w:lang w:val="sw_KE" w:bidi="sw_KE"/>
         </w:rPr>
         <w:t>). Inaonekana walirudi Rumi baadaye, labda baada ya amri ya Klaudio kulegezwa. Paulo anawatuma salamu zake kwanza anapoandika kwa kanisa huko Rumi (</w:t>
       </w:r>
-      <w:hyperlink r:id="rId90">
-        <w:r>
-          <w:rPr>
-            <w:lang w:val="sw_KE" w:bidi="sw_KE"/>
-          </w:rPr>
-          <w:rPr>
-            <w:color w:val="0000EE"/>
-            <w:u w:val="single"/>
-          </w:rPr>
-          <w:t>Warumi 16:3–5</w:t>
-        </w:r>
-      </w:hyperlink>
+      <w:r>
+        <w:rPr>
+          <w:lang w:val="sw_KE" w:bidi="sw_KE"/>
+        </w:rPr>
+        <w:t>Warumi 16:3–5</w:t>
+      </w:r>
       <w:r>
         <w:rPr>
           <w:lang w:val="sw_KE" w:bidi="sw_KE"/>
@@ -2326,108 +1804,72 @@
           <w:lang w:val="sw_KE" w:bidi="sw_KE"/>
         </w:rPr>
       </w:r>
-      <w:hyperlink r:id="rId85">
-        <w:r>
-          <w:rPr>
-            <w:lang w:val="sw_KE" w:bidi="sw_KE"/>
-          </w:rPr>
-          <w:rPr>
-            <w:color w:val="0000EE"/>
-            <w:u w:val="single"/>
-          </w:rPr>
-          <w:t>Matendo 18:1–3</w:t>
-        </w:r>
-      </w:hyperlink>
+      <w:r>
+        <w:rPr>
+          <w:lang w:val="sw_KE" w:bidi="sw_KE"/>
+        </w:rPr>
+        <w:t>Matendo 18:1–3</w:t>
+      </w:r>
       <w:r>
         <w:rPr>
           <w:lang w:val="sw_KE" w:bidi="sw_KE"/>
         </w:rPr>
         <w:t xml:space="preserve">, </w:t>
       </w:r>
-      <w:hyperlink r:id="rId86">
-        <w:r>
-          <w:rPr>
-            <w:lang w:val="sw_KE" w:bidi="sw_KE"/>
-          </w:rPr>
-          <w:rPr>
-            <w:color w:val="0000EE"/>
-            <w:u w:val="single"/>
-          </w:rPr>
-          <w:t>18–19</w:t>
-        </w:r>
-      </w:hyperlink>
+      <w:r>
+        <w:rPr>
+          <w:lang w:val="sw_KE" w:bidi="sw_KE"/>
+        </w:rPr>
+        <w:t>18–19</w:t>
+      </w:r>
       <w:r>
         <w:rPr>
           <w:lang w:val="sw_KE" w:bidi="sw_KE"/>
         </w:rPr>
         <w:t xml:space="preserve">, </w:t>
       </w:r>
-      <w:hyperlink r:id="rId87">
-        <w:r>
-          <w:rPr>
-            <w:lang w:val="sw_KE" w:bidi="sw_KE"/>
-          </w:rPr>
-          <w:rPr>
-            <w:color w:val="0000EE"/>
-            <w:u w:val="single"/>
-          </w:rPr>
-          <w:t>24–28</w:t>
-        </w:r>
-      </w:hyperlink>
+      <w:r>
+        <w:rPr>
+          <w:lang w:val="sw_KE" w:bidi="sw_KE"/>
+        </w:rPr>
+        <w:t>24–28</w:t>
+      </w:r>
       <w:r>
         <w:rPr>
           <w:lang w:val="sw_KE" w:bidi="sw_KE"/>
         </w:rPr>
         <w:t xml:space="preserve">; </w:t>
       </w:r>
-      <w:hyperlink r:id="rId90">
-        <w:r>
-          <w:rPr>
-            <w:lang w:val="sw_KE" w:bidi="sw_KE"/>
-          </w:rPr>
-          <w:rPr>
-            <w:color w:val="0000EE"/>
-            <w:u w:val="single"/>
-          </w:rPr>
-          <w:t>Warumi 16:3–5</w:t>
-        </w:r>
-      </w:hyperlink>
+      <w:r>
+        <w:rPr>
+          <w:lang w:val="sw_KE" w:bidi="sw_KE"/>
+        </w:rPr>
+        <w:t>Warumi 16:3–5</w:t>
+      </w:r>
       <w:r>
         <w:rPr>
           <w:lang w:val="sw_KE" w:bidi="sw_KE"/>
         </w:rPr>
         <w:t xml:space="preserve">; </w:t>
       </w:r>
-      <w:hyperlink r:id="rId88">
-        <w:r>
-          <w:rPr>
-            <w:lang w:val="sw_KE" w:bidi="sw_KE"/>
-          </w:rPr>
-          <w:rPr>
-            <w:color w:val="0000EE"/>
-            <w:u w:val="single"/>
-          </w:rPr>
-          <w:t>1 Wakorintho 16:19</w:t>
-        </w:r>
-      </w:hyperlink>
+      <w:r>
+        <w:rPr>
+          <w:lang w:val="sw_KE" w:bidi="sw_KE"/>
+        </w:rPr>
+        <w:t>1 Wakorintho 16:19</w:t>
+      </w:r>
       <w:r>
         <w:rPr>
           <w:lang w:val="sw_KE" w:bidi="sw_KE"/>
         </w:rPr>
         <w:t xml:space="preserve">; </w:t>
       </w:r>
-      <w:hyperlink r:id="rId89">
-        <w:r>
-          <w:rPr>
-            <w:lang w:val="sw_KE" w:bidi="sw_KE"/>
-          </w:rPr>
-          <w:rPr>
-            <w:color w:val="0000EE"/>
-            <w:u w:val="single"/>
-          </w:rPr>
-          <w:t>2 Timotheo 4:19</w:t>
-        </w:r>
-      </w:hyperlink>
+      <w:r>
+        <w:rPr>
+          <w:lang w:val="sw_KE" w:bidi="sw_KE"/>
+        </w:rPr>
+        <w:t>2 Timotheo 4:19</w:t>
+      </w:r>
       <w:r>
         <w:rPr>
           <w:lang w:val="sw_KE" w:bidi="sw_KE"/>
